--- a/exports/marketing/bizsoft-external-week1.docx
+++ b/exports/marketing/bizsoft-external-week1.docx
@@ -86,7 +86,8 @@
     <w:p>
       <w:pPr>
         <w:pStyle w:val="Heading1"/>
-        <w:spacing w:after="200"/>
+        <w:keepNext/>
+        <w:spacing w:after="140" w:before="280"/>
       </w:pPr>
       <w:r>
         <w:t xml:space="preserve">О чём мы просим эксперта</w:t>
@@ -1961,15 +1962,7 @@
         <w:t xml:space="preserve">Чем подтвердить расход.</w:t>
       </w:r>
       <w:r>
-        <w:t xml:space="preserve"> Списание с карты и письмо на английском — не первичный</w:t>
-      </w:r>
-    </w:p>
-    <w:p>
-      <w:pPr>
-        <w:spacing w:after="160" w:line="300"/>
-      </w:pPr>
-      <w:r>
-        <w:t xml:space="preserve">документ. Расход, который нельзя подтвердить, не идёт в затраты.</w:t>
+        <w:t xml:space="preserve"> Списание с карты и письмо на английском — не первичный документ. Расход, который нельзя подтвердить, не идёт в затраты.</w:t>
       </w:r>
     </w:p>
     <w:p>
@@ -1989,15 +1982,7 @@
         <w:t xml:space="preserve">Кому принадлежит лицензия.</w:t>
       </w:r>
       <w:r>
-        <w:t xml:space="preserve"> Если подписка оформлена на личный аккаунт сотрудника,</w:t>
-      </w:r>
-    </w:p>
-    <w:p>
-      <w:pPr>
-        <w:spacing w:after="160" w:line="300"/>
-      </w:pPr>
-      <w:r>
-        <w:t xml:space="preserve">при его увольнении компания теряет и доступ, и данные.</w:t>
+        <w:t xml:space="preserve"> Если подписка оформлена на личный аккаунт сотрудника, при его увольнении компания теряет и доступ, и данные.</w:t>
       </w:r>
     </w:p>
     <w:p>
@@ -2017,15 +2002,7 @@
         <w:t xml:space="preserve">Что будет с непрерывностью.</w:t>
       </w:r>
       <w:r>
-        <w:t xml:space="preserve"> Схема, которая работала в прошлом квартале, может</w:t>
-      </w:r>
-    </w:p>
-    <w:p>
-      <w:pPr>
-        <w:spacing w:after="160" w:line="300"/>
-      </w:pPr>
-      <w:r>
-        <w:t xml:space="preserve">перестать работать в этом — и вместе с ней остановится рабочий процесс.</w:t>
+        <w:t xml:space="preserve"> Схема, которая работала в прошлом квартале, может перестать работать в этом — и вместе с ней остановится рабочий процесс.</w:t>
       </w:r>
     </w:p>
     <w:p>
@@ -2263,15 +2240,7 @@
         <w:spacing w:after="80" w:line="300"/>
       </w:pPr>
       <w:r>
-        <w:t xml:space="preserve">Вы платите не вендорский прайс, а прайс поставщика — в цене заложены его работа и</w:t>
-      </w:r>
-    </w:p>
-    <w:p>
-      <w:pPr>
-        <w:spacing w:after="160" w:line="300"/>
-      </w:pPr>
-      <w:r>
-        <w:t xml:space="preserve">курсовой риск.</w:t>
+        <w:t xml:space="preserve">Вы платите не вендорский прайс, а прайс поставщика — в цене заложены его работа и курсовой риск.</w:t>
       </w:r>
     </w:p>
     <w:p>
@@ -2284,15 +2253,7 @@
         <w:spacing w:after="80" w:line="300"/>
       </w:pPr>
       <w:r>
-        <w:t xml:space="preserve">Вы зависите от того, сохранит ли поставщик канал поставки. Это вопрос к конкретной</w:t>
-      </w:r>
-    </w:p>
-    <w:p>
-      <w:pPr>
-        <w:spacing w:after="160" w:line="300"/>
-      </w:pPr>
-      <w:r>
-        <w:t xml:space="preserve">компании, а не к схеме.</w:t>
+        <w:t xml:space="preserve">Вы зависите от того, сохранит ли поставщик канал поставки. Это вопрос к конкретной компании, а не к схеме.</w:t>
       </w:r>
     </w:p>
     <w:p>
@@ -2305,15 +2266,7 @@
         <w:spacing w:after="80" w:line="300"/>
       </w:pPr>
       <w:r>
-        <w:t xml:space="preserve">Не по каждой позиции это выполнимо. Нормальный поставщик говорит об этом до</w:t>
-      </w:r>
-    </w:p>
-    <w:p>
-      <w:pPr>
-        <w:spacing w:after="160" w:line="300"/>
-      </w:pPr>
-      <w:r>
-        <w:t xml:space="preserve">выставления счёта, а не после оплаты.</w:t>
+        <w:t xml:space="preserve">Не по каждой позиции это выполнимо. Нормальный поставщик говорит об этом до выставления счёта, а не после оплаты.</w:t>
       </w:r>
     </w:p>
     <w:p>
@@ -2323,7 +2276,7 @@
       <w:r>
         <w:t xml:space="preserve">Если такая схема вам подходит, разбор с составом документов мы собрали отдельно: </w:t>
       </w:r>
-      <w:hyperlink w:history="1" r:id="rIdtnjqxv1o_prwzvidbnzaj">
+      <w:hyperlink w:history="1" r:id="rIdtkivqb-xktz-9zlzkas4t">
         <w:r>
           <w:rPr>
             <w:rStyle w:val="Hyperlink"/>
@@ -2378,15 +2331,7 @@
         <w:t xml:space="preserve">На кого оформлена лицензия</w:t>
       </w:r>
       <w:r>
-        <w:t xml:space="preserve"> — на компанию или на человека. Если на человека, вы</w:t>
-      </w:r>
-    </w:p>
-    <w:p>
-      <w:pPr>
-        <w:spacing w:after="160" w:line="300"/>
-      </w:pPr>
-      <w:r>
-        <w:t xml:space="preserve">покупаете не актив, а временную договорённость.</w:t>
+        <w:t xml:space="preserve"> — на компанию или на человека. Если на человека, вы покупаете не актив, а временную договорённость.</w:t>
       </w:r>
     </w:p>
     <w:p>
@@ -2406,15 +2351,7 @@
         <w:t xml:space="preserve">Какой пакет документов вы получите</w:t>
       </w:r>
       <w:r>
-        <w:t xml:space="preserve"> — до оплаты, а не после. Договор, счёт, акт</w:t>
-      </w:r>
-    </w:p>
-    <w:p>
-      <w:pPr>
-        <w:spacing w:after="160" w:line="300"/>
-      </w:pPr>
-      <w:r>
-        <w:t xml:space="preserve">или УПД, путь передачи (ЭДО или бумага). Если ответ размытый — это ответ.</w:t>
+        <w:t xml:space="preserve"> — до оплаты, а не после. Договор, счёт, акт или УПД, путь передачи (ЭДО или бумага). Если ответ размытый — это ответ.</w:t>
       </w:r>
     </w:p>
     <w:p>
@@ -2434,15 +2371,7 @@
         <w:t xml:space="preserve">Что происходит при продлении</w:t>
       </w:r>
       <w:r>
-        <w:t xml:space="preserve"> — фиксируется ли цена и на какой срок, кто</w:t>
-      </w:r>
-    </w:p>
-    <w:p>
-      <w:pPr>
-        <w:spacing w:after="160" w:line="300"/>
-      </w:pPr>
-      <w:r>
-        <w:t xml:space="preserve">отслеживает дату окончания.</w:t>
+        <w:t xml:space="preserve"> — фиксируется ли цена и на какой срок, кто отслеживает дату окончания.</w:t>
       </w:r>
     </w:p>
     <w:p>
@@ -2462,15 +2391,7 @@
         <w:t xml:space="preserve">Что происходит, если доступ пропал</w:t>
       </w:r>
       <w:r>
-        <w:t xml:space="preserve"> — кто и в какие сроки его восстанавливает и</w:t>
-      </w:r>
-    </w:p>
-    <w:p>
-      <w:pPr>
-        <w:spacing w:after="160" w:line="300"/>
-      </w:pPr>
-      <w:r>
-        <w:t xml:space="preserve">что записано об этом в договоре.</w:t>
+        <w:t xml:space="preserve"> — кто и в какие сроки его восстанавливает и что записано об этом в договоре.</w:t>
       </w:r>
     </w:p>
     <w:p>
@@ -2480,7 +2401,7 @@
       <w:r>
         <w:t xml:space="preserve">Эти же четыре вопроса стоит задать и нам, и любому нашему конкуренту. Схема </w:t>
       </w:r>
-      <w:hyperlink w:history="1" r:id="rId2xnh0m9duuhr8btg0mf3a">
+      <w:hyperlink w:history="1" r:id="rIdjww-_d7amtd0ne9_wkbpj">
         <w:r>
           <w:rPr>
             <w:rStyle w:val="Hyperlink"/>
@@ -2525,7 +2446,7 @@
       <w:r>
         <w:t xml:space="preserve">Минимальный комплект, который должен остаться у бухгалтерии: договор, счёт на оплату, акт (или УПД) и подтверждение прав на использование по каждой позиции. Передача — через оператора ЭДО; бумажный комплект по запросу. Подробный разбор с составом пакета — в материале про </w:t>
       </w:r>
-      <w:hyperlink w:history="1" r:id="rIdfyfrjirdcdofbp74ypgtl">
+      <w:hyperlink w:history="1" r:id="rId1i5i5urbksnrfei1kqxym">
         <w:r>
           <w:rPr>
             <w:rStyle w:val="Hyperlink"/>
@@ -2775,15 +2696,7 @@
         <w:t xml:space="preserve">точное название тарифа</w:t>
       </w:r>
       <w:r>
-        <w:t xml:space="preserve"> — не «ChatGPT», а «ChatGPT Business»: у одного продукта</w:t>
-      </w:r>
-    </w:p>
-    <w:p>
-      <w:pPr>
-        <w:spacing w:after="160" w:line="300"/>
-      </w:pPr>
-      <w:r>
-        <w:t xml:space="preserve">бывает пять планов с разной ценой и разными возможностями;</w:t>
+        <w:t xml:space="preserve"> — не «ChatGPT», а «ChatGPT Business»: у одного продукта бывает пять планов с разной ценой и разными возможностями;</w:t>
       </w:r>
     </w:p>
     <w:p>
@@ -2803,15 +2716,7 @@
         <w:t xml:space="preserve">количество мест</w:t>
       </w:r>
       <w:r>
-        <w:t xml:space="preserve"> — и не забудьте про минимальный порог. У некоторых сервисов</w:t>
-      </w:r>
-    </w:p>
-    <w:p>
-      <w:pPr>
-        <w:spacing w:after="160" w:line="300"/>
-      </w:pPr>
-      <w:r>
-        <w:t xml:space="preserve">командный тариф начинается от 5 мест, и купить 3 просто нельзя;</w:t>
+        <w:t xml:space="preserve"> — и не забудьте про минимальный порог. У некоторых сервисов командный тариф начинается от 5 мест, и купить 3 просто нельзя;</w:t>
       </w:r>
     </w:p>
     <w:p>
@@ -3025,15 +2930,7 @@
         <w:spacing w:after="80" w:line="300"/>
       </w:pPr>
       <w:r>
-        <w:t xml:space="preserve">Просят оплатить на карту физлица или на счёт, реквизиты которого не совпадают с</w:t>
-      </w:r>
-    </w:p>
-    <w:p>
-      <w:pPr>
-        <w:spacing w:after="160" w:line="300"/>
-      </w:pPr>
-      <w:r>
-        <w:t xml:space="preserve">договором.</w:t>
+        <w:t xml:space="preserve">Просят оплатить на карту физлица или на счёт, реквизиты которого не совпадают с договором.</w:t>
       </w:r>
     </w:p>
     <w:p>
@@ -3079,7 +2976,7 @@
       <w:r>
         <w:t xml:space="preserve">Схема рабочая и не сложная: договор → счёт в рублях → оплата с расчётного счёта → доступ → закрывающие через ЭДО. Развёрнутый разбор всей процедуры с составом документов — в нашей </w:t>
       </w:r>
-      <w:hyperlink w:history="1" r:id="rIdm2nbfuauvhgyuxta0gdrc">
+      <w:hyperlink w:history="1" r:id="rId5lbdqlmfomtmv8jr9a1c4">
         <w:r>
           <w:rPr>
             <w:rStyle w:val="Hyperlink"/>
@@ -3098,7 +2995,7 @@
       <w:r>
         <w:t xml:space="preserve">, а условия работы по договору для юрлиц описаны на странице </w:t>
       </w:r>
-      <w:hyperlink w:history="1" r:id="rIdtkcammut9lhrigghy7zpw">
+      <w:hyperlink w:history="1" r:id="rIdrhy0sxpkwckbdn5mjfmpd">
         <w:r>
           <w:rPr>
             <w:rStyle w:val="Hyperlink"/>
@@ -3345,7 +3242,7 @@
       <w:r>
         <w:t xml:space="preserve">Нормальный комплект включает подтверждение прав по каждой позиции: что за продукт, сколько мест, на какой срок. Мы разобрали состав пакета отдельно — </w:t>
       </w:r>
-      <w:hyperlink w:history="1" r:id="rId5o3-mxjxyf8zzcrdbvcvr">
+      <w:hyperlink w:history="1" r:id="rIdsnmmtgx5kfrrfbem8xi0-">
         <w:r>
           <w:rPr>
             <w:rStyle w:val="Hyperlink"/>
@@ -3489,7 +3386,7 @@
       <w:r>
         <w:t xml:space="preserve">Условия и состав документов мы описали на странице </w:t>
       </w:r>
-      <w:hyperlink w:history="1" r:id="rId2a_nltv2iy6wp7g2jlbrm">
+      <w:hyperlink w:history="1" r:id="rIdpmfirrjkc5kjrxy5v1bdy">
         <w:r>
           <w:rPr>
             <w:rStyle w:val="Hyperlink"/>
@@ -3837,7 +3734,7 @@
       <w:r>
         <w:t xml:space="preserve">Мы в BIZSoft делаем именно это — оформляем зарубежные лицензии на российские юрлица. Условия и состав документов: </w:t>
       </w:r>
-      <w:hyperlink w:history="1" r:id="rId7rz0aco82h9ey6znq5sul">
+      <w:hyperlink w:history="1" r:id="rIdpxhjcj_ajmfgj6mximmsp">
         <w:r>
           <w:rPr>
             <w:rStyle w:val="Hyperlink"/>
@@ -4137,7 +4034,7 @@
       <w:r>
         <w:t xml:space="preserve">. Если у вас требование службы безопасности «вход только через корпоративный SSO» — командного тарифа не хватит, и это меняет бюджет в разы. Подробный разбор различий мы собрали здесь: </w:t>
       </w:r>
-      <w:hyperlink w:history="1" r:id="rIdiwbm8qjape9jctjjhti_r">
+      <w:hyperlink w:history="1" r:id="rIddosgunnrvjvdjafu1f4x9">
         <w:r>
           <w:rPr>
             <w:rStyle w:val="Hyperlink"/>
@@ -4212,15 +4109,7 @@
         <w:t xml:space="preserve">Claude Team</w:t>
       </w:r>
       <w:r>
-        <w:t xml:space="preserve"> требует от 5 мест. Если вас четверо — вы либо покупаете пятое место</w:t>
-      </w:r>
-    </w:p>
-    <w:p>
-      <w:pPr>
-        <w:spacing w:after="160" w:line="300"/>
-      </w:pPr>
-      <w:r>
-        <w:t xml:space="preserve">«в воздух», либо смотрите другой сервис.</w:t>
+        <w:t xml:space="preserve"> требует от 5 мест. Если вас четверо — вы либо покупаете пятое место «в воздух», либо смотрите другой сервис.</w:t>
       </w:r>
     </w:p>
     <w:p>
@@ -4319,7 +4208,7 @@
       <w:r>
         <w:t xml:space="preserve">Развёрнутое сравнение первых двух с таблицей по параметрам — </w:t>
       </w:r>
-      <w:hyperlink w:history="1" r:id="rIdjoxj2abjg_bsgky5xhmdr">
+      <w:hyperlink w:history="1" r:id="rIdli5qix2oe11lhgukk7uzy">
         <w:r>
           <w:rPr>
             <w:rStyle w:val="Hyperlink"/>
@@ -4366,15 +4255,7 @@
         <w:t xml:space="preserve">Посчитайте людей.</w:t>
       </w:r>
       <w:r>
-        <w:t xml:space="preserve"> Не «сколько хотелось бы», а сколько будет реально пользоваться.</w:t>
-      </w:r>
-    </w:p>
-    <w:p>
-      <w:pPr>
-        <w:spacing w:after="160" w:line="300"/>
-      </w:pPr>
-      <w:r>
-        <w:t xml:space="preserve">От этого зависит, проходите ли вы порог минимальных мест.</w:t>
+        <w:t xml:space="preserve"> Не «сколько хотелось бы», а сколько будет реально пользоваться. От этого зависит, проходите ли вы порог минимальных мест.</w:t>
       </w:r>
     </w:p>
     <w:p>
@@ -4414,15 +4295,7 @@
         <w:t xml:space="preserve">Определите основную задачу.</w:t>
       </w:r>
       <w:r>
-        <w:t xml:space="preserve"> Работа с документами и кодом — Claude. Универсальные</w:t>
-      </w:r>
-    </w:p>
-    <w:p>
-      <w:pPr>
-        <w:spacing w:after="160" w:line="300"/>
-      </w:pPr>
-      <w:r>
-        <w:t xml:space="preserve">задачи и генерация — ChatGPT. Экосистема Google — Gemini.</w:t>
+        <w:t xml:space="preserve"> Работа с документами и кодом — Claude. Универсальные задачи и генерация — ChatGPT. Экосистема Google — Gemini.</w:t>
       </w:r>
     </w:p>
     <w:p>
@@ -4442,15 +4315,7 @@
         <w:t xml:space="preserve">Не покупайте сразу на год всей компании.</w:t>
       </w:r>
       <w:r>
-        <w:t xml:space="preserve"> Возьмите минимальный командный тариф на</w:t>
-      </w:r>
-    </w:p>
-    <w:p>
-      <w:pPr>
-        <w:spacing w:after="160" w:line="300"/>
-      </w:pPr>
-      <w:r>
-        <w:t xml:space="preserve">короткий срок, дайте поработать 3–4 неделям и посмотрите, кто реально пользуется.</w:t>
+        <w:t xml:space="preserve"> Возьмите минимальный командный тариф на короткий срок, дайте поработать 3–4 неделям и посмотрите, кто реально пользуется.</w:t>
       </w:r>
     </w:p>
     <w:p>
@@ -4498,7 +4363,7 @@
       <w:r>
         <w:t xml:space="preserve">Мы в BIZSoft делаем это по всем перечисленным сервисам; каталог AI-инструментов с тарифами — </w:t>
       </w:r>
-      <w:hyperlink w:history="1" r:id="rIdybdfqv_qicusf8yhhtnjs">
+      <w:hyperlink w:history="1" r:id="rIded60junjakojr47at4m31">
         <w:r>
           <w:rPr>
             <w:rStyle w:val="Hyperlink"/>
@@ -4758,7 +4623,7 @@
       <w:r>
         <w:t xml:space="preserve">Но эта разница становится значимой только после того, как пройдены три пункта выше. Сравнение по параметрам, если нужно выбирать предметно: </w:t>
       </w:r>
-      <w:hyperlink w:history="1" r:id="rId5tz6uyilidt6xgmod31uk">
+      <w:hyperlink w:history="1" r:id="rId6lhceuj6uq6pst7teh7em">
         <w:r>
           <w:rPr>
             <w:rStyle w:val="Hyperlink"/>
@@ -5052,7 +4917,7 @@
       <w:r>
         <w:t xml:space="preserve">Табличное сравнение первых двух по параметрам (формат, SSO, IP-индемнификация, политики приватности) — </w:t>
       </w:r>
-      <w:hyperlink w:history="1" r:id="rIdyelh3zzuhkztw_quvycy-">
+      <w:hyperlink w:history="1" r:id="rId4zw4cnqkhi0zwpyuou-lb">
         <w:r>
           <w:rPr>
             <w:rStyle w:val="Hyperlink"/>
@@ -5149,7 +5014,7 @@
       <w:r>
         <w:t xml:space="preserve">Мы разбирали критерии выбора подробнее в </w:t>
       </w:r>
-      <w:hyperlink w:history="1" r:id="rIdygzuwulnr4bs_3hay7ahx">
+      <w:hyperlink w:history="1" r:id="rIdd_wsdgudacc9qotun76em">
         <w:r>
           <w:rPr>
             <w:rStyle w:val="Hyperlink"/>
@@ -5220,15 +5085,7 @@
         <w:t xml:space="preserve">Лицензии не принадлежат компании.</w:t>
       </w:r>
       <w:r>
-        <w:t xml:space="preserve"> Они на личных аккаунтах разработчиков. Человек</w:t>
-      </w:r>
-    </w:p>
-    <w:p>
-      <w:pPr>
-        <w:spacing w:after="160" w:line="300"/>
-      </w:pPr>
-      <w:r>
-        <w:t xml:space="preserve">уходит — уходит и доступ, а иногда и настроенное окружение.</w:t>
+        <w:t xml:space="preserve"> Они на личных аккаунтах разработчиков. Человек уходит — уходит и доступ, а иногда и настроенное окружение.</w:t>
       </w:r>
     </w:p>
     <w:p>
@@ -5248,15 +5105,7 @@
         <w:t xml:space="preserve">Расход не подтверждён.</w:t>
       </w:r>
       <w:r>
-        <w:t xml:space="preserve"> Списание с карты и письмо на английском не являются</w:t>
-      </w:r>
-    </w:p>
-    <w:p>
-      <w:pPr>
-        <w:spacing w:after="160" w:line="300"/>
-      </w:pPr>
-      <w:r>
-        <w:t xml:space="preserve">первичным документом.</w:t>
+        <w:t xml:space="preserve"> Списание с карты и письмо на английском не являются первичным документом.</w:t>
       </w:r>
     </w:p>
     <w:p>
@@ -5276,15 +5125,7 @@
         <w:t xml:space="preserve">Нет управления местами.</w:t>
       </w:r>
       <w:r>
-        <w:t xml:space="preserve"> Через год никто не знает, сколько лицензий оплачивается и</w:t>
-      </w:r>
-    </w:p>
-    <w:p>
-      <w:pPr>
-        <w:spacing w:after="160" w:line="300"/>
-      </w:pPr>
-      <w:r>
-        <w:t xml:space="preserve">кем используется. Неиспользуемые места обнаруживаются случайно.</w:t>
+        <w:t xml:space="preserve"> Через год никто не знает, сколько лицензий оплачивается и кем используется. Неиспользуемые места обнаруживаются случайно.</w:t>
       </w:r>
     </w:p>
     <w:p>
@@ -5304,15 +5145,7 @@
         <w:t xml:space="preserve">Нет корпоративных политик.</w:t>
       </w:r>
       <w:r>
-        <w:t xml:space="preserve"> Ни org-политик, ни SSO, ни контроля над тем, что</w:t>
-      </w:r>
-    </w:p>
-    <w:p>
-      <w:pPr>
-        <w:spacing w:after="160" w:line="300"/>
-      </w:pPr>
-      <w:r>
-        <w:t xml:space="preserve">уходит в сервис, — потому что всё это живёт на корпоративных тарифах, а не на личных.</w:t>
+        <w:t xml:space="preserve"> Ни org-политик, ни SSO, ни контроля над тем, что уходит в сервис, — потому что всё это живёт на корпоративных тарифах, а не на личных.</w:t>
       </w:r>
     </w:p>
     <w:p>
@@ -5330,7 +5163,7 @@
       <w:r>
         <w:t xml:space="preserve">Мы в BIZSoft оформляем так все три инструмента; условия для команд разработки — </w:t>
       </w:r>
-      <w:hyperlink w:history="1" r:id="rIdtv3gpjpddisqte4ldajai">
+      <w:hyperlink w:history="1" r:id="rId-kvcb27xzk-cdlv0pukpy">
         <w:r>
           <w:rPr>
             <w:rStyle w:val="Hyperlink"/>
@@ -5417,15 +5250,7 @@
         <w:t xml:space="preserve">Соберите обратную связь предметно:</w:t>
       </w:r>
       <w:r>
-        <w:t xml:space="preserve"> где инструмент сэкономил время, где мешал,</w:t>
-      </w:r>
-    </w:p>
-    <w:p>
-      <w:pPr>
-        <w:spacing w:after="160" w:line="300"/>
-      </w:pPr>
-      <w:r>
-        <w:t xml:space="preserve">сколько правок пришлось переделывать.</w:t>
+        <w:t xml:space="preserve"> где инструмент сэкономил время, где мешал, сколько правок пришлось переделывать.</w:t>
       </w:r>
     </w:p>
     <w:p>
@@ -5445,15 +5270,7 @@
         <w:t xml:space="preserve">Проверьте требования безопасности до масштабирования</w:t>
       </w:r>
       <w:r>
-        <w:t xml:space="preserve">, а не после: SSO,</w:t>
-      </w:r>
-    </w:p>
-    <w:p>
-      <w:pPr>
-        <w:spacing w:after="160" w:line="300"/>
-      </w:pPr>
-      <w:r>
-        <w:t xml:space="preserve">политики приватности, юридическая защита кода.</w:t>
+        <w:t xml:space="preserve">, а не после: SSO, политики приватности, юридическая защита кода.</w:t>
       </w:r>
     </w:p>
     <w:p>
@@ -5747,15 +5564,7 @@
         <w:t xml:space="preserve">SSO.</w:t>
       </w:r>
       <w:r>
-        <w:t xml:space="preserve"> У большинства сервисов он появляется только на уровне Enterprise. Требование</w:t>
-      </w:r>
-    </w:p>
-    <w:p>
-      <w:pPr>
-        <w:spacing w:after="160" w:line="300"/>
-      </w:pPr>
-      <w:r>
-        <w:t xml:space="preserve">«вход только через корпоративный SSO» меняет бюджет принципиально.</w:t>
+        <w:t xml:space="preserve"> У большинства сервисов он появляется только на уровне Enterprise. Требование «вход только через корпоративный SSO» меняет бюджет принципиально.</w:t>
       </w:r>
     </w:p>
     <w:p>
@@ -5775,15 +5584,7 @@
         <w:t xml:space="preserve">Юридическая защита кода.</w:t>
       </w:r>
       <w:r>
-        <w:t xml:space="preserve"> IP-индемнификация есть у GitHub Copilot Business. Если вы</w:t>
-      </w:r>
-    </w:p>
-    <w:p>
-      <w:pPr>
-        <w:spacing w:after="160" w:line="300"/>
-      </w:pPr>
-      <w:r>
-        <w:t xml:space="preserve">ведёте заказную разработку и даёте клиентам гарантии по правам на код — это требование, а не опция.</w:t>
+        <w:t xml:space="preserve"> IP-индемнификация есть у GitHub Copilot Business. Если вы ведёте заказную разработку и даёте клиентам гарантии по правам на код — это требование, а не опция.</w:t>
       </w:r>
     </w:p>
     <w:p>
@@ -5803,15 +5604,7 @@
         <w:t xml:space="preserve">Что уходит в сервис.</w:t>
       </w:r>
       <w:r>
-        <w:t xml:space="preserve"> Org-политики, исключения контента, режимы приватности — всё</w:t>
-      </w:r>
-    </w:p>
-    <w:p>
-      <w:pPr>
-        <w:spacing w:after="160" w:line="300"/>
-      </w:pPr>
-      <w:r>
-        <w:t xml:space="preserve">это живёт на корпоративных тарифах. На личных аккаунтах разработчиков этого нет.</w:t>
+        <w:t xml:space="preserve"> Org-политики, исключения контента, режимы приватности — всё это живёт на корпоративных тарифах. На личных аккаунтах разработчиков этого нет.</w:t>
       </w:r>
     </w:p>
     <w:p>
@@ -5821,7 +5614,7 @@
       <w:r>
         <w:t xml:space="preserve">Сравнение двух основных инструментов по этим параметрам — </w:t>
       </w:r>
-      <w:hyperlink w:history="1" r:id="rIdrzmfrrgdvx1taix2etqme">
+      <w:hyperlink w:history="1" r:id="rIdgu15ngomy75c580ffirfl">
         <w:r>
           <w:rPr>
             <w:rStyle w:val="Hyperlink"/>
@@ -5897,7 +5690,7 @@
       <w:r>
         <w:t xml:space="preserve">Условия для команд разработки мы описали здесь: </w:t>
       </w:r>
-      <w:hyperlink w:history="1" r:id="rIdd87g2jve8ftoxmtjcsxuj">
+      <w:hyperlink w:history="1" r:id="rIdltfu-n2businak0szbwms">
         <w:r>
           <w:rPr>
             <w:rStyle w:val="Hyperlink"/>
@@ -5937,15 +5730,7 @@
         <w:spacing w:after="80" w:line="300"/>
       </w:pPr>
       <w:r>
-        <w:t xml:space="preserve">Определите одну задачу, где ждёте эффект: скорость типовых правок, ревью, работа с</w:t>
-      </w:r>
-    </w:p>
-    <w:p>
-      <w:pPr>
-        <w:spacing w:after="160" w:line="300"/>
-      </w:pPr>
-      <w:r>
-        <w:t xml:space="preserve">легаси.</w:t>
+        <w:t xml:space="preserve">Определите одну задачу, где ждёте эффект: скорость типовых правок, ревью, работа с легаси.</w:t>
       </w:r>
     </w:p>
     <w:p>

--- a/exports/marketing/bizsoft-external-week1.docx
+++ b/exports/marketing/bizsoft-external-week1.docx
@@ -2276,7 +2276,7 @@
       <w:r>
         <w:t xml:space="preserve">Если такая схема вам подходит, разбор с составом документов мы собрали отдельно: </w:t>
       </w:r>
-      <w:hyperlink w:history="1" r:id="rIdtkivqb-xktz-9zlzkas4t">
+      <w:hyperlink w:history="1" r:id="rIdvrrlefsgxp-owbxph-ffj">
         <w:r>
           <w:rPr>
             <w:rStyle w:val="Hyperlink"/>
@@ -2401,7 +2401,7 @@
       <w:r>
         <w:t xml:space="preserve">Эти же четыре вопроса стоит задать и нам, и любому нашему конкуренту. Схема </w:t>
       </w:r>
-      <w:hyperlink w:history="1" r:id="rIdjww-_d7amtd0ne9_wkbpj">
+      <w:hyperlink w:history="1" r:id="rId4oit1czpvhvtdvgxikaxu">
         <w:r>
           <w:rPr>
             <w:rStyle w:val="Hyperlink"/>
@@ -2446,7 +2446,7 @@
       <w:r>
         <w:t xml:space="preserve">Минимальный комплект, который должен остаться у бухгалтерии: договор, счёт на оплату, акт (или УПД) и подтверждение прав на использование по каждой позиции. Передача — через оператора ЭДО; бумажный комплект по запросу. Подробный разбор с составом пакета — в материале про </w:t>
       </w:r>
-      <w:hyperlink w:history="1" r:id="rId1i5i5urbksnrfei1kqxym">
+      <w:hyperlink w:history="1" r:id="rIderfo49ezgxwuzbtixvnf4">
         <w:r>
           <w:rPr>
             <w:rStyle w:val="Hyperlink"/>
@@ -2976,7 +2976,7 @@
       <w:r>
         <w:t xml:space="preserve">Схема рабочая и не сложная: договор → счёт в рублях → оплата с расчётного счёта → доступ → закрывающие через ЭДО. Развёрнутый разбор всей процедуры с составом документов — в нашей </w:t>
       </w:r>
-      <w:hyperlink w:history="1" r:id="rId5lbdqlmfomtmv8jr9a1c4">
+      <w:hyperlink w:history="1" r:id="rIdhwxllsdjnnuersentoolv">
         <w:r>
           <w:rPr>
             <w:rStyle w:val="Hyperlink"/>
@@ -2995,7 +2995,7 @@
       <w:r>
         <w:t xml:space="preserve">, а условия работы по договору для юрлиц описаны на странице </w:t>
       </w:r>
-      <w:hyperlink w:history="1" r:id="rIdrhy0sxpkwckbdn5mjfmpd">
+      <w:hyperlink w:history="1" r:id="rIdb_oadighrkrekv9lhhljn">
         <w:r>
           <w:rPr>
             <w:rStyle w:val="Hyperlink"/>
@@ -3242,7 +3242,7 @@
       <w:r>
         <w:t xml:space="preserve">Нормальный комплект включает подтверждение прав по каждой позиции: что за продукт, сколько мест, на какой срок. Мы разобрали состав пакета отдельно — </w:t>
       </w:r>
-      <w:hyperlink w:history="1" r:id="rIdsnmmtgx5kfrrfbem8xi0-">
+      <w:hyperlink w:history="1" r:id="rIdch6czex-keqbim07imrbd">
         <w:r>
           <w:rPr>
             <w:rStyle w:val="Hyperlink"/>
@@ -3386,7 +3386,7 @@
       <w:r>
         <w:t xml:space="preserve">Условия и состав документов мы описали на странице </w:t>
       </w:r>
-      <w:hyperlink w:history="1" r:id="rIdpmfirrjkc5kjrxy5v1bdy">
+      <w:hyperlink w:history="1" r:id="rIdkshtsup9y4nwvylvhjclc">
         <w:r>
           <w:rPr>
             <w:rStyle w:val="Hyperlink"/>
@@ -3734,7 +3734,7 @@
       <w:r>
         <w:t xml:space="preserve">Мы в BIZSoft делаем именно это — оформляем зарубежные лицензии на российские юрлица. Условия и состав документов: </w:t>
       </w:r>
-      <w:hyperlink w:history="1" r:id="rIdpxhjcj_ajmfgj6mximmsp">
+      <w:hyperlink w:history="1" r:id="rId3v36ij1hve7opq6csf9gh">
         <w:r>
           <w:rPr>
             <w:rStyle w:val="Hyperlink"/>
@@ -4034,7 +4034,7 @@
       <w:r>
         <w:t xml:space="preserve">. Если у вас требование службы безопасности «вход только через корпоративный SSO» — командного тарифа не хватит, и это меняет бюджет в разы. Подробный разбор различий мы собрали здесь: </w:t>
       </w:r>
-      <w:hyperlink w:history="1" r:id="rIddosgunnrvjvdjafu1f4x9">
+      <w:hyperlink w:history="1" r:id="rIdtrkfzs3tx1ilwbybf3bws">
         <w:r>
           <w:rPr>
             <w:rStyle w:val="Hyperlink"/>
@@ -4208,7 +4208,7 @@
       <w:r>
         <w:t xml:space="preserve">Развёрнутое сравнение первых двух с таблицей по параметрам — </w:t>
       </w:r>
-      <w:hyperlink w:history="1" r:id="rIdli5qix2oe11lhgukk7uzy">
+      <w:hyperlink w:history="1" r:id="rIdqzkoqiaes4owmqilbcexm">
         <w:r>
           <w:rPr>
             <w:rStyle w:val="Hyperlink"/>
@@ -4363,7 +4363,7 @@
       <w:r>
         <w:t xml:space="preserve">Мы в BIZSoft делаем это по всем перечисленным сервисам; каталог AI-инструментов с тарифами — </w:t>
       </w:r>
-      <w:hyperlink w:history="1" r:id="rIded60junjakojr47at4m31">
+      <w:hyperlink w:history="1" r:id="rIdqfz_p-cidb-ueansrjoqe">
         <w:r>
           <w:rPr>
             <w:rStyle w:val="Hyperlink"/>
@@ -4623,7 +4623,7 @@
       <w:r>
         <w:t xml:space="preserve">Но эта разница становится значимой только после того, как пройдены три пункта выше. Сравнение по параметрам, если нужно выбирать предметно: </w:t>
       </w:r>
-      <w:hyperlink w:history="1" r:id="rId6lhceuj6uq6pst7teh7em">
+      <w:hyperlink w:history="1" r:id="rIdrksatsvjf1nbs8mnxkbsu">
         <w:r>
           <w:rPr>
             <w:rStyle w:val="Hyperlink"/>
@@ -4917,7 +4917,7 @@
       <w:r>
         <w:t xml:space="preserve">Табличное сравнение первых двух по параметрам (формат, SSO, IP-индемнификация, политики приватности) — </w:t>
       </w:r>
-      <w:hyperlink w:history="1" r:id="rId4zw4cnqkhi0zwpyuou-lb">
+      <w:hyperlink w:history="1" r:id="rId5a9yes7nliod44ydb20ac">
         <w:r>
           <w:rPr>
             <w:rStyle w:val="Hyperlink"/>
@@ -5014,7 +5014,7 @@
       <w:r>
         <w:t xml:space="preserve">Мы разбирали критерии выбора подробнее в </w:t>
       </w:r>
-      <w:hyperlink w:history="1" r:id="rIdd_wsdgudacc9qotun76em">
+      <w:hyperlink w:history="1" r:id="rIdbe-tv2_pjv0ep-zdss3jy">
         <w:r>
           <w:rPr>
             <w:rStyle w:val="Hyperlink"/>
@@ -5163,7 +5163,7 @@
       <w:r>
         <w:t xml:space="preserve">Мы в BIZSoft оформляем так все три инструмента; условия для команд разработки — </w:t>
       </w:r>
-      <w:hyperlink w:history="1" r:id="rId-kvcb27xzk-cdlv0pukpy">
+      <w:hyperlink w:history="1" r:id="rIdoxbl-p2icz8oxiuojpvrv">
         <w:r>
           <w:rPr>
             <w:rStyle w:val="Hyperlink"/>
@@ -5614,7 +5614,7 @@
       <w:r>
         <w:t xml:space="preserve">Сравнение двух основных инструментов по этим параметрам — </w:t>
       </w:r>
-      <w:hyperlink w:history="1" r:id="rIdgu15ngomy75c580ffirfl">
+      <w:hyperlink w:history="1" r:id="rIdd7mai8fkydlpi6muus_yc">
         <w:r>
           <w:rPr>
             <w:rStyle w:val="Hyperlink"/>
@@ -5690,7 +5690,7 @@
       <w:r>
         <w:t xml:space="preserve">Условия для команд разработки мы описали здесь: </w:t>
       </w:r>
-      <w:hyperlink w:history="1" r:id="rIdltfu-n2businak0szbwms">
+      <w:hyperlink w:history="1" r:id="rIdrwh-9kfg8ir_6x-yxaypv">
         <w:r>
           <w:rPr>
             <w:rStyle w:val="Hyperlink"/>
